--- a/Internship_Project/Employee_Attrition_Report.docx
+++ b/Internship_Project/Employee_Attrition_Report.docx
@@ -601,6 +601,9 @@
     </w:p>
     <w:p>
       <w:r>
+        <w:rPr>
+          <w:noProof/>
+        </w:rPr>
         <w:drawing>
           <wp:inline distT="0" distB="0" distL="0" distR="0" wp14:anchorId="45F323FF" wp14:editId="65F8B9AF">
             <wp:extent cx="5438775" cy="4114800"/>
@@ -646,6 +649,9 @@
     <w:p/>
     <w:p>
       <w:r>
+        <w:rPr>
+          <w:noProof/>
+        </w:rPr>
         <w:lastRenderedPageBreak/>
         <w:drawing>
           <wp:inline distT="0" distB="0" distL="0" distR="0" wp14:anchorId="25C5A752" wp14:editId="5561745C">
@@ -692,6 +698,9 @@
     <w:p/>
     <w:p>
       <w:r>
+        <w:rPr>
+          <w:noProof/>
+        </w:rPr>
         <w:lastRenderedPageBreak/>
         <w:drawing>
           <wp:inline distT="0" distB="0" distL="0" distR="0" wp14:anchorId="36170FCB" wp14:editId="6357895C">
@@ -738,6 +747,9 @@
     <w:p/>
     <w:p>
       <w:r>
+        <w:rPr>
+          <w:noProof/>
+        </w:rPr>
         <w:lastRenderedPageBreak/>
         <w:drawing>
           <wp:inline distT="0" distB="0" distL="0" distR="0" wp14:anchorId="41BF4349" wp14:editId="051748B3">
@@ -784,6 +796,9 @@
     <w:p/>
     <w:p>
       <w:r>
+        <w:rPr>
+          <w:noProof/>
+        </w:rPr>
         <w:lastRenderedPageBreak/>
         <w:drawing>
           <wp:inline distT="0" distB="0" distL="0" distR="0" wp14:anchorId="23B80C1B" wp14:editId="32B68664">
@@ -830,6 +845,9 @@
     <w:p/>
     <w:p>
       <w:r>
+        <w:rPr>
+          <w:noProof/>
+        </w:rPr>
         <w:lastRenderedPageBreak/>
         <w:drawing>
           <wp:inline distT="0" distB="0" distL="0" distR="0" wp14:anchorId="5363BCBB" wp14:editId="67D9C468">
@@ -876,6 +894,9 @@
     <w:p/>
     <w:p>
       <w:r>
+        <w:rPr>
+          <w:noProof/>
+        </w:rPr>
         <w:lastRenderedPageBreak/>
         <w:drawing>
           <wp:inline distT="0" distB="0" distL="0" distR="0" wp14:anchorId="38B2C181" wp14:editId="4E9B7526">
@@ -922,6 +943,9 @@
     <w:p/>
     <w:p>
       <w:r>
+        <w:rPr>
+          <w:noProof/>
+        </w:rPr>
         <w:lastRenderedPageBreak/>
         <w:drawing>
           <wp:inline distT="0" distB="0" distL="0" distR="0" wp14:anchorId="557AA025" wp14:editId="3EF5A70C">
@@ -968,6 +992,9 @@
     <w:p/>
     <w:p>
       <w:r>
+        <w:rPr>
+          <w:noProof/>
+        </w:rPr>
         <w:lastRenderedPageBreak/>
         <w:drawing>
           <wp:inline distT="0" distB="0" distL="0" distR="0" wp14:anchorId="3BC10A37" wp14:editId="6CC783B2">
@@ -1014,6 +1041,9 @@
     <w:p/>
     <w:p>
       <w:r>
+        <w:rPr>
+          <w:noProof/>
+        </w:rPr>
         <w:lastRenderedPageBreak/>
         <w:drawing>
           <wp:inline distT="0" distB="0" distL="0" distR="0" wp14:anchorId="18776EDA" wp14:editId="2FBB321D">
@@ -1428,6 +1458,13 @@
         </w:rPr>
         <w:t xml:space="preserve">GitHub Link: </w:t>
       </w:r>
+      <w:r>
+        <w:rPr>
+          <w:rFonts w:ascii="Times New Roman" w:hAnsi="Times New Roman"/>
+          <w:sz w:val="24"/>
+        </w:rPr>
+        <w:t>https://github.com/HARSHA-IT/Employee-Attrition-Report.git</w:t>
+      </w:r>
     </w:p>
     <w:p>
       <w:pPr>
